--- a/docs/RELATORIO_TECNICO.docx
+++ b/docs/RELATORIO_TECNICO.docx
@@ -47,7 +47,6 @@
         <w:rPr>
           <w:b/>
           <w:bCs/>
-          <w:color w:val="1F3864"/>
           <w:sz w:val="44"/>
           <w:szCs w:val="44"/>
         </w:rPr>
@@ -58,12 +57,15 @@
       <w:pPr>
         <w:spacing w:after="600"/>
         <w:jc w:val="center"/>
-      </w:pPr>
-      <w:r>
-        <w:rPr>
-          <w:i/>
-          <w:iCs/>
-          <w:color w:val="2F5496"/>
+        <w:rPr>
+          <w:b/>
+          <w:bCs/>
+        </w:rPr>
+      </w:pPr>
+      <w:r>
+        <w:rPr>
+          <w:b/>
+          <w:bCs/>
           <w:sz w:val="28"/>
           <w:szCs w:val="28"/>
         </w:rPr>
@@ -72,9 +74,8 @@
       <w:proofErr w:type="spellStart"/>
       <w:r>
         <w:rPr>
-          <w:i/>
-          <w:iCs/>
-          <w:color w:val="2F5496"/>
+          <w:b/>
+          <w:bCs/>
           <w:sz w:val="28"/>
           <w:szCs w:val="28"/>
         </w:rPr>
@@ -83,9 +84,8 @@
       <w:proofErr w:type="spellEnd"/>
       <w:r>
         <w:rPr>
-          <w:i/>
-          <w:iCs/>
-          <w:color w:val="2F5496"/>
+          <w:b/>
+          <w:bCs/>
           <w:sz w:val="28"/>
           <w:szCs w:val="28"/>
         </w:rPr>
@@ -94,9 +94,8 @@
       <w:proofErr w:type="spellStart"/>
       <w:r>
         <w:rPr>
-          <w:i/>
-          <w:iCs/>
-          <w:color w:val="2F5496"/>
+          <w:b/>
+          <w:bCs/>
           <w:sz w:val="28"/>
           <w:szCs w:val="28"/>
         </w:rPr>
@@ -105,9 +104,8 @@
       <w:proofErr w:type="spellEnd"/>
       <w:r>
         <w:rPr>
-          <w:i/>
-          <w:iCs/>
-          <w:color w:val="2F5496"/>
+          <w:b/>
+          <w:bCs/>
           <w:sz w:val="28"/>
           <w:szCs w:val="28"/>
         </w:rPr>
@@ -116,9 +114,8 @@
       <w:proofErr w:type="spellStart"/>
       <w:r>
         <w:rPr>
-          <w:i/>
-          <w:iCs/>
-          <w:color w:val="2F5496"/>
+          <w:b/>
+          <w:bCs/>
           <w:sz w:val="28"/>
           <w:szCs w:val="28"/>
         </w:rPr>
@@ -128,15 +125,100 @@
     </w:p>
     <w:p>
       <w:pPr>
-        <w:spacing w:before="1200"/>
         <w:jc w:val="center"/>
-      </w:pPr>
-      <w:r>
-        <w:rPr>
-          <w:sz w:val="24"/>
-          <w:szCs w:val="24"/>
-        </w:rPr>
-        <w:t>Renan</w:t>
+        <w:rPr>
+          <w:sz w:val="28"/>
+          <w:szCs w:val="28"/>
+        </w:rPr>
+      </w:pPr>
+      <w:r>
+        <w:rPr>
+          <w:sz w:val="28"/>
+          <w:szCs w:val="28"/>
+        </w:rPr>
+        <w:t>Grupo 8</w:t>
+      </w:r>
+    </w:p>
+    <w:p>
+      <w:pPr>
+        <w:jc w:val="center"/>
+        <w:rPr>
+          <w:sz w:val="28"/>
+          <w:szCs w:val="28"/>
+        </w:rPr>
+      </w:pPr>
+      <w:r>
+        <w:rPr>
+          <w:sz w:val="28"/>
+          <w:szCs w:val="28"/>
+        </w:rPr>
+        <w:t xml:space="preserve">Cristiano Roberto </w:t>
+      </w:r>
+      <w:proofErr w:type="spellStart"/>
+      <w:r>
+        <w:rPr>
+          <w:sz w:val="28"/>
+          <w:szCs w:val="28"/>
+        </w:rPr>
+        <w:t>Camara</w:t>
+      </w:r>
+      <w:proofErr w:type="spellEnd"/>
+    </w:p>
+    <w:p>
+      <w:pPr>
+        <w:jc w:val="center"/>
+        <w:rPr>
+          <w:sz w:val="28"/>
+          <w:szCs w:val="28"/>
+        </w:rPr>
+      </w:pPr>
+      <w:proofErr w:type="spellStart"/>
+      <w:r>
+        <w:rPr>
+          <w:sz w:val="28"/>
+          <w:szCs w:val="28"/>
+        </w:rPr>
+        <w:t>Éric</w:t>
+      </w:r>
+      <w:proofErr w:type="spellEnd"/>
+      <w:r>
+        <w:rPr>
+          <w:sz w:val="28"/>
+          <w:szCs w:val="28"/>
+        </w:rPr>
+        <w:t xml:space="preserve"> Soares Dias</w:t>
+      </w:r>
+    </w:p>
+    <w:p>
+      <w:pPr>
+        <w:jc w:val="center"/>
+        <w:rPr>
+          <w:sz w:val="28"/>
+          <w:szCs w:val="28"/>
+        </w:rPr>
+      </w:pPr>
+      <w:r>
+        <w:rPr>
+          <w:sz w:val="28"/>
+          <w:szCs w:val="28"/>
+        </w:rPr>
+        <w:t>Renan Costa Filgueiras</w:t>
+      </w:r>
+    </w:p>
+    <w:p>
+      <w:pPr>
+        <w:jc w:val="center"/>
+        <w:rPr>
+          <w:sz w:val="28"/>
+          <w:szCs w:val="28"/>
+        </w:rPr>
+      </w:pPr>
+      <w:r>
+        <w:rPr>
+          <w:sz w:val="28"/>
+          <w:szCs w:val="28"/>
+        </w:rPr>
+        <w:t>Willian Gonçalves de Freitas</w:t>
       </w:r>
     </w:p>
     <w:p>
@@ -575,12 +657,10 @@
         <w:t xml:space="preserve">Toda interação, tenha ela passado pelo LLM ou sido desviada para alerta de urgência, é registrada em </w:t>
       </w:r>
       <w:proofErr w:type="spellStart"/>
-      <w:proofErr w:type="gramStart"/>
       <w:r>
         <w:t>auditoria.json</w:t>
       </w:r>
       <w:proofErr w:type="spellEnd"/>
-      <w:proofErr w:type="gramEnd"/>
       <w:r>
         <w:t xml:space="preserve"> (formato JSON Lines) com identificador único, </w:t>
       </w:r>
@@ -642,19 +722,11 @@
       </w:r>
       <w:proofErr w:type="spellStart"/>
       <w:r>
-        <w:t>app.get_</w:t>
-      </w:r>
-      <w:proofErr w:type="gramStart"/>
-      <w:r>
-        <w:t>graph</w:t>
-      </w:r>
-      <w:proofErr w:type="spellEnd"/>
-      <w:r>
-        <w:t>(</w:t>
-      </w:r>
-      <w:proofErr w:type="gramEnd"/>
-      <w:r>
-        <w:t xml:space="preserve">)), não é um desenho ilustrativo aproximado. A fonte </w:t>
+        <w:t>app.get_graph</w:t>
+      </w:r>
+      <w:proofErr w:type="spellEnd"/>
+      <w:r>
+        <w:t xml:space="preserve">()), não é um desenho ilustrativo aproximado. A fonte </w:t>
       </w:r>
       <w:proofErr w:type="spellStart"/>
       <w:r>
@@ -940,12 +1012,6 @@
         <w:gridCol w:w="1300"/>
       </w:tblGrid>
       <w:tr>
-        <w:tblPrEx>
-          <w:tblCellMar>
-            <w:top w:w="0" w:type="dxa"/>
-            <w:bottom w:w="0" w:type="dxa"/>
-          </w:tblCellMar>
-        </w:tblPrEx>
         <w:trPr>
           <w:tblHeader/>
         </w:trPr>
@@ -1061,12 +1127,6 @@
         </w:tc>
       </w:tr>
       <w:tr>
-        <w:tblPrEx>
-          <w:tblCellMar>
-            <w:top w:w="0" w:type="dxa"/>
-            <w:bottom w:w="0" w:type="dxa"/>
-          </w:tblCellMar>
-        </w:tblPrEx>
         <w:tc>
           <w:tcPr>
             <w:tcW w:w="1600" w:type="dxa"/>
@@ -1101,7 +1161,6 @@
           </w:tcPr>
           <w:p>
             <w:proofErr w:type="spellStart"/>
-            <w:proofErr w:type="gramStart"/>
             <w:r>
               <w:rPr>
                 <w:sz w:val="19"/>
@@ -1110,7 +1169,6 @@
               <w:t>train.parquet</w:t>
             </w:r>
             <w:proofErr w:type="spellEnd"/>
-            <w:proofErr w:type="gramEnd"/>
             <w:r>
               <w:rPr>
                 <w:sz w:val="19"/>
@@ -1185,12 +1243,6 @@
         </w:tc>
       </w:tr>
       <w:tr>
-        <w:tblPrEx>
-          <w:tblCellMar>
-            <w:top w:w="0" w:type="dxa"/>
-            <w:bottom w:w="0" w:type="dxa"/>
-          </w:tblCellMar>
-        </w:tblPrEx>
         <w:tc>
           <w:tcPr>
             <w:tcW w:w="1600" w:type="dxa"/>
@@ -1225,7 +1277,6 @@
           </w:tcPr>
           <w:p>
             <w:proofErr w:type="spellStart"/>
-            <w:proofErr w:type="gramStart"/>
             <w:r>
               <w:rPr>
                 <w:sz w:val="19"/>
@@ -1234,7 +1285,6 @@
               <w:t>val.parquet</w:t>
             </w:r>
             <w:proofErr w:type="spellEnd"/>
-            <w:proofErr w:type="gramEnd"/>
           </w:p>
         </w:tc>
         <w:tc>
@@ -1302,12 +1352,6 @@
         </w:tc>
       </w:tr>
       <w:tr>
-        <w:tblPrEx>
-          <w:tblCellMar>
-            <w:top w:w="0" w:type="dxa"/>
-            <w:bottom w:w="0" w:type="dxa"/>
-          </w:tblCellMar>
-        </w:tblPrEx>
         <w:tc>
           <w:tcPr>
             <w:tcW w:w="1600" w:type="dxa"/>
@@ -1342,7 +1386,6 @@
           </w:tcPr>
           <w:p>
             <w:proofErr w:type="spellStart"/>
-            <w:proofErr w:type="gramStart"/>
             <w:r>
               <w:rPr>
                 <w:sz w:val="19"/>
@@ -1351,7 +1394,6 @@
               <w:t>test.parquet</w:t>
             </w:r>
             <w:proofErr w:type="spellEnd"/>
-            <w:proofErr w:type="gramEnd"/>
           </w:p>
         </w:tc>
         <w:tc>
@@ -1587,14 +1629,9 @@
       </w:r>
       <w:proofErr w:type="spellStart"/>
       <w:r>
-        <w:t>test_</w:t>
-      </w:r>
-      <w:proofErr w:type="gramStart"/>
-      <w:r>
-        <w:t>sample.jsonl</w:t>
-      </w:r>
-      <w:proofErr w:type="spellEnd"/>
-      <w:proofErr w:type="gramEnd"/>
+        <w:t>test_sample.jsonl</w:t>
+      </w:r>
+      <w:proofErr w:type="spellEnd"/>
       <w:r>
         <w:t>.</w:t>
       </w:r>
@@ -1877,168 +1914,9 @@
         <w:t>4.3 O que foi de fato executado</w:t>
       </w:r>
     </w:p>
-    <w:tbl>
-      <w:tblPr>
-        <w:tblW w:w="5000" w:type="pct"/>
-        <w:tblBorders>
-          <w:top w:val="single" w:sz="4" w:space="0" w:color="2F5496"/>
-          <w:left w:val="single" w:sz="4" w:space="0" w:color="2F5496"/>
-          <w:bottom w:val="single" w:sz="4" w:space="0" w:color="2F5496"/>
-          <w:right w:val="single" w:sz="4" w:space="0" w:color="2F5496"/>
-        </w:tblBorders>
-        <w:tblCellMar>
-          <w:left w:w="10" w:type="dxa"/>
-          <w:right w:w="10" w:type="dxa"/>
-        </w:tblCellMar>
-        <w:tblLook w:val="0000" w:firstRow="0" w:lastRow="0" w:firstColumn="0" w:lastColumn="0" w:noHBand="0" w:noVBand="0"/>
-      </w:tblPr>
-      <w:tblGrid>
-        <w:gridCol w:w="9350"/>
-      </w:tblGrid>
-      <w:tr>
-        <w:tblPrEx>
-          <w:tblCellMar>
-            <w:top w:w="0" w:type="dxa"/>
-            <w:bottom w:w="0" w:type="dxa"/>
-          </w:tblCellMar>
-        </w:tblPrEx>
-        <w:tc>
-          <w:tcPr>
-            <w:tcW w:w="0" w:type="auto"/>
-            <w:shd w:val="clear" w:color="auto" w:fill="FFF8F0"/>
-            <w:tcMar>
-              <w:top w:w="160" w:type="dxa"/>
-              <w:left w:w="200" w:type="dxa"/>
-              <w:bottom w:w="160" w:type="dxa"/>
-              <w:right w:w="200" w:type="dxa"/>
-            </w:tcMar>
-          </w:tcPr>
-          <w:p>
-            <w:pPr>
-              <w:spacing w:after="80"/>
-            </w:pPr>
-            <w:r>
-              <w:rPr>
-                <w:b/>
-                <w:bCs/>
-                <w:color w:val="2F5496"/>
-              </w:rPr>
-              <w:t>Execução real, em Google Colab</w:t>
-            </w:r>
-          </w:p>
-          <w:p>
-            <w:r>
-              <w:rPr>
-                <w:color w:val="3D2B1F"/>
-              </w:rPr>
-              <w:t>O fine-</w:t>
-            </w:r>
-            <w:proofErr w:type="spellStart"/>
-            <w:r>
-              <w:rPr>
-                <w:color w:val="3D2B1F"/>
-              </w:rPr>
-              <w:t>tuning</w:t>
-            </w:r>
-            <w:proofErr w:type="spellEnd"/>
-            <w:r>
-              <w:rPr>
-                <w:color w:val="3D2B1F"/>
-              </w:rPr>
-              <w:t xml:space="preserve"> foi executado de fato em um notebook Google Colab (TechChallenge3.ipynb, portado para </w:t>
-            </w:r>
-            <w:proofErr w:type="spellStart"/>
-            <w:r>
-              <w:rPr>
-                <w:color w:val="3D2B1F"/>
-              </w:rPr>
-              <w:t>finetuning</w:t>
-            </w:r>
-            <w:proofErr w:type="spellEnd"/>
-            <w:r>
-              <w:rPr>
-                <w:color w:val="3D2B1F"/>
-              </w:rPr>
-              <w:t xml:space="preserve">/train_lora.py), em GPU Tesla T4, sobre 10.000 exemplos de treino e 1.000 de validação amostrados </w:t>
-            </w:r>
-            <w:r>
-              <w:rPr>
-                <w:color w:val="3D2B1F"/>
-              </w:rPr>
-              <w:lastRenderedPageBreak/>
-              <w:t xml:space="preserve">do </w:t>
-            </w:r>
-            <w:proofErr w:type="spellStart"/>
-            <w:r>
-              <w:rPr>
-                <w:color w:val="3D2B1F"/>
-              </w:rPr>
-              <w:t>dataset</w:t>
-            </w:r>
-            <w:proofErr w:type="spellEnd"/>
-            <w:r>
-              <w:rPr>
-                <w:color w:val="3D2B1F"/>
-              </w:rPr>
-              <w:t xml:space="preserve"> processado. O treino completou 2.500 passos (2 épocas), ajustando 24.313.856 parâmetros de </w:t>
-            </w:r>
-            <w:proofErr w:type="spellStart"/>
-            <w:r>
-              <w:rPr>
-                <w:color w:val="3D2B1F"/>
-              </w:rPr>
-              <w:t>LoRA</w:t>
-            </w:r>
-            <w:proofErr w:type="spellEnd"/>
-            <w:r>
-              <w:rPr>
-                <w:color w:val="3D2B1F"/>
-              </w:rPr>
-              <w:t xml:space="preserve"> sobre um total de 3.237.063.680 (0,75% do modelo). Os checkpoints foram salvos no Google Drive a cada 250 passos, com retomada automática em caso de queda de sessão do Colab. A execução capturada neste notebook retomou de um checkpoint já no passo final (2.500/2.500) de uma sessão anterior, por isso a curva de perda (</w:t>
-            </w:r>
-            <w:proofErr w:type="spellStart"/>
-            <w:r>
-              <w:rPr>
-                <w:color w:val="3D2B1F"/>
-              </w:rPr>
-              <w:t>loss</w:t>
-            </w:r>
-            <w:proofErr w:type="spellEnd"/>
-            <w:r>
-              <w:rPr>
-                <w:color w:val="3D2B1F"/>
-              </w:rPr>
-              <w:t xml:space="preserve">) dessa chamada específica de </w:t>
-            </w:r>
-            <w:proofErr w:type="spellStart"/>
-            <w:proofErr w:type="gramStart"/>
-            <w:r>
-              <w:rPr>
-                <w:color w:val="3D2B1F"/>
-              </w:rPr>
-              <w:t>trainer.train</w:t>
-            </w:r>
-            <w:proofErr w:type="spellEnd"/>
-            <w:proofErr w:type="gramEnd"/>
-            <w:r>
-              <w:rPr>
-                <w:color w:val="3D2B1F"/>
-              </w:rPr>
-              <w:t>() não fica registrada no artefato disponível; o que se confirma diretamente é que o treino completo já havia sido concluído antes dessa retomada, e o modelo final foi de fato salvo e exportado (passo seguinte).</w:t>
-            </w:r>
-          </w:p>
-        </w:tc>
-      </w:tr>
-    </w:tbl>
-    <w:p>
-      <w:pPr>
-        <w:spacing w:after="200"/>
-      </w:pPr>
-    </w:p>
-    <w:p>
-      <w:pPr>
-        <w:pStyle w:val="Ttulo2"/>
-        <w:spacing w:before="260" w:after="120"/>
+    <w:p>
+      <w:pPr>
+        <w:spacing w:after="80"/>
       </w:pPr>
       <w:r>
         <w:rPr>
@@ -2046,15 +1924,131 @@
           <w:bCs/>
           <w:color w:val="2F5496"/>
         </w:rPr>
-        <w:t xml:space="preserve">4.4 Exportação para GGUF e </w:t>
-      </w:r>
-      <w:proofErr w:type="spellStart"/>
+        <w:t>Execução real, em Google Colab</w:t>
+      </w:r>
+    </w:p>
+    <w:p>
+      <w:pPr>
+        <w:spacing w:after="200"/>
+      </w:pPr>
+      <w:r>
+        <w:rPr>
+          <w:color w:val="3D2B1F"/>
+        </w:rPr>
+        <w:t>O fine-</w:t>
+      </w:r>
+      <w:proofErr w:type="spellStart"/>
+      <w:r>
+        <w:rPr>
+          <w:color w:val="3D2B1F"/>
+        </w:rPr>
+        <w:t>tuning</w:t>
+      </w:r>
+      <w:proofErr w:type="spellEnd"/>
+      <w:r>
+        <w:rPr>
+          <w:color w:val="3D2B1F"/>
+        </w:rPr>
+        <w:t xml:space="preserve"> foi executado de fato em um notebook Google Colab (TechChallenge3.ipynb, portado para </w:t>
+      </w:r>
+      <w:proofErr w:type="spellStart"/>
+      <w:r>
+        <w:rPr>
+          <w:color w:val="3D2B1F"/>
+        </w:rPr>
+        <w:t>finetuning</w:t>
+      </w:r>
+      <w:proofErr w:type="spellEnd"/>
+      <w:r>
+        <w:rPr>
+          <w:color w:val="3D2B1F"/>
+        </w:rPr>
+        <w:t xml:space="preserve">/train_lora.py), em GPU Tesla T4, sobre 10.000 exemplos de treino e 1.000 de validação amostrados do </w:t>
+      </w:r>
+      <w:proofErr w:type="spellStart"/>
+      <w:r>
+        <w:rPr>
+          <w:color w:val="3D2B1F"/>
+        </w:rPr>
+        <w:t>dataset</w:t>
+      </w:r>
+      <w:proofErr w:type="spellEnd"/>
+      <w:r>
+        <w:rPr>
+          <w:color w:val="3D2B1F"/>
+        </w:rPr>
+        <w:t xml:space="preserve"> processado. O treino completou 2.500 passos (2 épocas), ajustando 24.313.856 parâmetros de </w:t>
+      </w:r>
+      <w:proofErr w:type="spellStart"/>
+      <w:r>
+        <w:rPr>
+          <w:color w:val="3D2B1F"/>
+        </w:rPr>
+        <w:t>LoRA</w:t>
+      </w:r>
+      <w:proofErr w:type="spellEnd"/>
+      <w:r>
+        <w:rPr>
+          <w:color w:val="3D2B1F"/>
+        </w:rPr>
+        <w:t xml:space="preserve"> sobre </w:t>
+      </w:r>
+      <w:r>
+        <w:rPr>
+          <w:color w:val="3D2B1F"/>
+        </w:rPr>
+        <w:lastRenderedPageBreak/>
+        <w:t>um total de 3.237.063.680 (0,75% do modelo). Os checkpoints foram salvos no Google Drive a cada 250 passos, com retomada automática em caso de queda de sessão do Colab. A execução capturada neste notebook retomou de um checkpoint já no passo final (2.500/2.500) de uma sessão anterior, por isso a curva de perda (</w:t>
+      </w:r>
+      <w:proofErr w:type="spellStart"/>
+      <w:r>
+        <w:rPr>
+          <w:color w:val="3D2B1F"/>
+        </w:rPr>
+        <w:t>loss</w:t>
+      </w:r>
+      <w:proofErr w:type="spellEnd"/>
+      <w:r>
+        <w:rPr>
+          <w:color w:val="3D2B1F"/>
+        </w:rPr>
+        <w:t xml:space="preserve">) dessa chamada específica de </w:t>
+      </w:r>
+      <w:proofErr w:type="spellStart"/>
+      <w:r>
+        <w:rPr>
+          <w:color w:val="3D2B1F"/>
+        </w:rPr>
+        <w:t>trainer.train</w:t>
+      </w:r>
+      <w:proofErr w:type="spellEnd"/>
+      <w:r>
+        <w:rPr>
+          <w:color w:val="3D2B1F"/>
+        </w:rPr>
+        <w:t>() não fica registrada no artefato disponível; o que se confirma diretamente é que o treino completo já havia sido concluído antes dessa retomada, e o modelo final foi de fato salvo e exportado (passo seguinte).</w:t>
+      </w:r>
+    </w:p>
+    <w:p>
+      <w:pPr>
+        <w:pStyle w:val="Ttulo2"/>
+        <w:spacing w:before="260" w:after="120"/>
+      </w:pPr>
       <w:r>
         <w:rPr>
           <w:b/>
           <w:bCs/>
           <w:color w:val="2F5496"/>
         </w:rPr>
+        <w:t xml:space="preserve">4.4 Exportação para GGUF e </w:t>
+      </w:r>
+      <w:proofErr w:type="spellStart"/>
+      <w:r>
+        <w:rPr>
+          <w:b/>
+          <w:bCs/>
+          <w:color w:val="2F5496"/>
+        </w:rPr>
         <w:t>Ollama</w:t>
       </w:r>
       <w:proofErr w:type="spellEnd"/>
@@ -2067,13 +2061,8 @@
         <w:t xml:space="preserve">Depois do treino, </w:t>
       </w:r>
       <w:proofErr w:type="spellStart"/>
-      <w:proofErr w:type="gramStart"/>
-      <w:r>
-        <w:t>model.save</w:t>
-      </w:r>
-      <w:proofErr w:type="gramEnd"/>
-      <w:r>
-        <w:t>_pretrained_gguf</w:t>
+      <w:r>
+        <w:t>model.save_pretrained_gguf</w:t>
       </w:r>
       <w:proofErr w:type="spellEnd"/>
       <w:r>
@@ -2093,23 +2082,7 @@
       </w:r>
       <w:proofErr w:type="spellEnd"/>
       <w:r>
-        <w:t xml:space="preserve"> ao modelo base e converte o resultado para GGUF quantizado em Q4_K_M, gerando o arquivo llama-3.2-3b-</w:t>
-      </w:r>
-      <w:proofErr w:type="gramStart"/>
-      <w:r>
-        <w:t>instruct.Q</w:t>
-      </w:r>
-      <w:proofErr w:type="gramEnd"/>
-      <w:r>
-        <w:t>4_K_</w:t>
-      </w:r>
-      <w:proofErr w:type="gramStart"/>
-      <w:r>
-        <w:t>M.gguf</w:t>
-      </w:r>
-      <w:proofErr w:type="gramEnd"/>
-      <w:r>
-        <w:t xml:space="preserve"> e um </w:t>
+        <w:t xml:space="preserve"> ao modelo base e converte o resultado para GGUF quantizado em Q4_K_M, gerando o arquivo llama-3.2-3b-instruct.Q4_K_M.gguf e um </w:t>
       </w:r>
       <w:proofErr w:type="spellStart"/>
       <w:r>
@@ -2212,12 +2185,10 @@
         <w:t xml:space="preserve">Esta seção combina duas fontes reais: os registros de </w:t>
       </w:r>
       <w:proofErr w:type="spellStart"/>
-      <w:proofErr w:type="gramStart"/>
       <w:r>
         <w:t>auditoria.json</w:t>
       </w:r>
       <w:proofErr w:type="spellEnd"/>
-      <w:proofErr w:type="gramEnd"/>
       <w:r>
         <w:t xml:space="preserve">, gerados em execuções do assistente contra o modelo servido pelo </w:t>
       </w:r>
@@ -2429,12 +2400,6 @@
         <w:gridCol w:w="3700"/>
       </w:tblGrid>
       <w:tr>
-        <w:tblPrEx>
-          <w:tblCellMar>
-            <w:top w:w="0" w:type="dxa"/>
-            <w:bottom w:w="0" w:type="dxa"/>
-          </w:tblCellMar>
-        </w:tblPrEx>
         <w:trPr>
           <w:tblHeader/>
         </w:trPr>
@@ -2507,12 +2472,6 @@
         </w:tc>
       </w:tr>
       <w:tr>
-        <w:tblPrEx>
-          <w:tblCellMar>
-            <w:top w:w="0" w:type="dxa"/>
-            <w:bottom w:w="0" w:type="dxa"/>
-          </w:tblCellMar>
-        </w:tblPrEx>
         <w:tc>
           <w:tcPr>
             <w:tcW w:w="2000" w:type="dxa"/>
@@ -2626,12 +2585,6 @@
         </w:tc>
       </w:tr>
       <w:tr>
-        <w:tblPrEx>
-          <w:tblCellMar>
-            <w:top w:w="0" w:type="dxa"/>
-            <w:bottom w:w="0" w:type="dxa"/>
-          </w:tblCellMar>
-        </w:tblPrEx>
         <w:tc>
           <w:tcPr>
             <w:tcW w:w="2000" w:type="dxa"/>
@@ -2790,7 +2743,6 @@
               <w:t xml:space="preserve"> / </w:t>
             </w:r>
             <w:proofErr w:type="spellStart"/>
-            <w:proofErr w:type="gramStart"/>
             <w:r>
               <w:rPr>
                 <w:sz w:val="19"/>
@@ -2799,7 +2751,6 @@
               <w:t>Dr.Sara</w:t>
             </w:r>
             <w:proofErr w:type="spellEnd"/>
-            <w:proofErr w:type="gramEnd"/>
             <w:r>
               <w:rPr>
                 <w:sz w:val="19"/>
@@ -2915,12 +2866,6 @@
         <w:gridCol w:w="9350"/>
       </w:tblGrid>
       <w:tr>
-        <w:tblPrEx>
-          <w:tblCellMar>
-            <w:top w:w="0" w:type="dxa"/>
-            <w:bottom w:w="0" w:type="dxa"/>
-          </w:tblCellMar>
-        </w:tblPrEx>
         <w:tc>
           <w:tcPr>
             <w:tcW w:w="0" w:type="auto"/>
@@ -2995,7 +2940,6 @@
               <w:t xml:space="preserve"> aprendeu a reproduzir as saudações, a assinatura de médico ("</w:t>
             </w:r>
             <w:proofErr w:type="spellStart"/>
-            <w:proofErr w:type="gramStart"/>
             <w:r>
               <w:rPr>
                 <w:color w:val="3D2B1F"/>
@@ -3003,7 +2947,6 @@
               <w:t>Dr.Sara</w:t>
             </w:r>
             <w:proofErr w:type="spellEnd"/>
-            <w:proofErr w:type="gramEnd"/>
             <w:r>
               <w:rPr>
                 <w:color w:val="3D2B1F"/>
@@ -3111,12 +3054,10 @@
         <w:t xml:space="preserve">Dois dos onze registros de </w:t>
       </w:r>
       <w:proofErr w:type="spellStart"/>
-      <w:proofErr w:type="gramStart"/>
       <w:r>
         <w:t>auditoria.json</w:t>
       </w:r>
       <w:proofErr w:type="spellEnd"/>
-      <w:proofErr w:type="gramEnd"/>
       <w:r>
         <w:t xml:space="preserve"> (quando o sintoma "</w:t>
       </w:r>
@@ -3239,7 +3180,6 @@
         <w:t>5.3 Qualidade das respostas em produção (</w:t>
       </w:r>
       <w:proofErr w:type="spellStart"/>
-      <w:proofErr w:type="gramStart"/>
       <w:r>
         <w:rPr>
           <w:b/>
@@ -3249,7 +3189,6 @@
         <w:t>auditoria.json</w:t>
       </w:r>
       <w:proofErr w:type="spellEnd"/>
-      <w:proofErr w:type="gramEnd"/>
       <w:r>
         <w:rPr>
           <w:b/>
@@ -3437,15 +3376,7 @@
       </w:r>
       <w:proofErr w:type="spellEnd"/>
       <w:r>
-        <w:t xml:space="preserve"> must") em vez de se limitar a apontar exames a considerar, o que o system prompt tenta </w:t>
-      </w:r>
-      <w:proofErr w:type="gramStart"/>
-      <w:r>
-        <w:t>restringir</w:t>
-      </w:r>
-      <w:proofErr w:type="gramEnd"/>
-      <w:r>
-        <w:t xml:space="preserve"> mas não impede de forma determinística.</w:t>
+        <w:t xml:space="preserve"> must") em vez de se limitar a apontar exames a considerar, o que o system prompt tenta restringir mas não impede de forma determinística.</w:t>
       </w:r>
     </w:p>
     <w:p>
@@ -3461,12 +3392,10 @@
         <w:t xml:space="preserve">A tabela a seguir resume três desses registros, identificados pelo id truncado usado em </w:t>
       </w:r>
       <w:proofErr w:type="spellStart"/>
-      <w:proofErr w:type="gramStart"/>
       <w:r>
         <w:t>auditoria.json</w:t>
       </w:r>
       <w:proofErr w:type="spellEnd"/>
-      <w:proofErr w:type="gramEnd"/>
       <w:r>
         <w:t>:</w:t>
       </w:r>
@@ -3494,12 +3423,6 @@
         <w:gridCol w:w="2360"/>
       </w:tblGrid>
       <w:tr>
-        <w:tblPrEx>
-          <w:tblCellMar>
-            <w:top w:w="0" w:type="dxa"/>
-            <w:bottom w:w="0" w:type="dxa"/>
-          </w:tblCellMar>
-        </w:tblPrEx>
         <w:trPr>
           <w:tblHeader/>
         </w:trPr>
@@ -3571,12 +3494,6 @@
         </w:tc>
       </w:tr>
       <w:tr>
-        <w:tblPrEx>
-          <w:tblCellMar>
-            <w:top w:w="0" w:type="dxa"/>
-            <w:bottom w:w="0" w:type="dxa"/>
-          </w:tblCellMar>
-        </w:tblPrEx>
         <w:tc>
           <w:tcPr>
             <w:tcW w:w="2200" w:type="dxa"/>
@@ -3658,12 +3575,6 @@
         </w:tc>
       </w:tr>
       <w:tr>
-        <w:tblPrEx>
-          <w:tblCellMar>
-            <w:top w:w="0" w:type="dxa"/>
-            <w:bottom w:w="0" w:type="dxa"/>
-          </w:tblCellMar>
-        </w:tblPrEx>
         <w:tc>
           <w:tcPr>
             <w:tcW w:w="2200" w:type="dxa"/>
@@ -3809,12 +3720,6 @@
         </w:tc>
       </w:tr>
       <w:tr>
-        <w:tblPrEx>
-          <w:tblCellMar>
-            <w:top w:w="0" w:type="dxa"/>
-            <w:bottom w:w="0" w:type="dxa"/>
-          </w:tblCellMar>
-        </w:tblPrEx>
         <w:tc>
           <w:tcPr>
             <w:tcW w:w="2200" w:type="dxa"/>
@@ -5046,7 +4951,6 @@
   <w:style w:type="character" w:default="1" w:styleId="Fontepargpadro">
     <w:name w:val="Default Paragraph Font"/>
     <w:uiPriority w:val="1"/>
-    <w:semiHidden/>
     <w:unhideWhenUsed/>
   </w:style>
   <w:style w:type="table" w:default="1" w:styleId="Tabelanormal">
